--- a/document_templates/russian_library/Исковые_заявления/Жилищные_споры/шаблон_Исковое_заявление_по_поводу_уборки_льда_и_снега.docx
+++ b/document_templates/russian_library/Исковые_заявления/Жилищные_споры/шаблон_Исковое_заявление_по_поводу_уборки_льда_и_снега.docx
@@ -42,7 +42,6 @@
           <w:lang w:val="en-US"/>
         </w:rPr>
       </w:pPr>
-      <w:proofErr w:type="gramStart"/>
       <w:r>
         <w:rPr>
           <w:rFonts w:ascii="Times New Roman" w:hAnsi="Times New Roman" w:cs="Times New Roman"/>
@@ -50,7 +49,7 @@
           <w:szCs w:val="24"/>
           <w:lang w:val="en-US"/>
         </w:rPr>
-        <w:t>{{ court_w_t_w_r_w_prooferr_w_type_gramend_w_r_w_rsidrpr_00af696a_w_rpr_w_rfonts_w_ascii_times_new_roman_w_hansi_times_new_roman_w_cs_times_new_roman_w_sz_w_val_24_w_szcs_w_val_24_w_lang_w_val_en_us_w_rpr_w_t_xml_space_preserve_address }}</w:t>
+        <w:t>{{ court_address }}</w:t>
       </w:r>
     </w:p>
     <w:p>
@@ -442,7 +441,6 @@
           <w:szCs w:val="24"/>
         </w:rPr>
       </w:pPr>
-      <w:proofErr w:type="gramStart"/>
       <w:r>
         <w:rPr>
           <w:rFonts w:ascii="Times New Roman" w:hAnsi="Times New Roman" w:cs="Times New Roman"/>
@@ -450,7 +448,7 @@
           <w:szCs w:val="24"/>
           <w:lang w:val="en-US"/>
         </w:rPr>
-        <w:t>{{ plaintiff_w_t_w_r_w_prooferr_w_type_gramend_w_r_w_rpr_w_rfonts_w_ascii_times_new_roman_w_hansi_times_new_roman_w_cs_times_new_roman_w_sz_w_val_24_w_szcs_w_val_24_w_lang_w_val_en_us_w_rpr_w_t_xml_space_preserve }}</w:t>
+        <w:t>{{ plaintiff }}</w:t>
       </w:r>
       <w:r>
         <w:rPr>
